--- a/Supplementary Materials/S5.Data Extraction Form.docx
+++ b/Supplementary Materials/S5.Data Extraction Form.docx
@@ -1,6 +1,6 @@
 
 <file path=word/document.xml><?xml version="1.0" encoding="utf-8"?>
-<w:document xmlns:wpc="http://schemas.microsoft.com/office/word/2010/wordprocessingCanvas" xmlns:cx="http://schemas.microsoft.com/office/drawing/2014/chartex" xmlns:cx1="http://schemas.microsoft.com/office/drawing/2015/9/8/chartex" xmlns:cx2="http://schemas.microsoft.com/office/drawing/2015/10/21/chartex" xmlns:cx3="http://schemas.microsoft.com/office/drawing/2016/5/9/chartex" xmlns:cx4="http://schemas.microsoft.com/office/drawing/2016/5/10/chartex" xmlns:cx5="http://schemas.microsoft.com/office/drawing/2016/5/11/chartex" xmlns:cx6="http://schemas.microsoft.com/office/drawing/2016/5/12/chartex" xmlns:cx7="http://schemas.microsoft.com/office/drawing/2016/5/13/chartex" xmlns:cx8="http://schemas.microsoft.com/office/drawing/2016/5/14/chartex" xmlns:mc="http://schemas.openxmlformats.org/markup-compatibility/2006" xmlns:aink="http://schemas.microsoft.com/office/drawing/2016/ink" xmlns:am3d="http://schemas.microsoft.com/office/drawing/2017/model3d" xmlns:o="urn:schemas-microsoft-com:office:office" xmlns:r="http://schemas.openxmlformats.org/officeDocument/2006/relationships" xmlns:m="http://schemas.openxmlformats.org/officeDocument/2006/math" xmlns:v="urn:schemas-microsoft-com:vml" xmlns:wp14="http://schemas.microsoft.com/office/word/2010/wordprocessingDrawing" xmlns:wp="http://schemas.openxmlformats.org/drawingml/2006/wordprocessingDrawing" xmlns:w10="urn:schemas-microsoft-com:office:word" xmlns:w="http://schemas.openxmlformats.org/wordprocessingml/2006/main" xmlns:w14="http://schemas.microsoft.com/office/word/2010/wordml" xmlns:w15="http://schemas.microsoft.com/office/word/2012/wordml" xmlns:w16cex="http://schemas.microsoft.com/office/word/2018/wordml/cex" xmlns:w16cid="http://schemas.microsoft.com/office/word/2016/wordml/cid" xmlns:w16="http://schemas.microsoft.com/office/word/2018/wordml" xmlns:w16sdtdh="http://schemas.microsoft.com/office/word/2020/wordml/sdtdatahash" xmlns:w16se="http://schemas.microsoft.com/office/word/2015/wordml/symex" xmlns:wpg="http://schemas.microsoft.com/office/word/2010/wordprocessingGroup" xmlns:wpi="http://schemas.microsoft.com/office/word/2010/wordprocessingInk" xmlns:wne="http://schemas.microsoft.com/office/word/2006/wordml" xmlns:wps="http://schemas.microsoft.com/office/word/2010/wordprocessingShape" mc:Ignorable="w14 w15 w16se w16cid w16 w16cex w16sdtdh wp14">
+<w:document xmlns:wpc="http://schemas.microsoft.com/office/word/2010/wordprocessingCanvas" xmlns:cx="http://schemas.microsoft.com/office/drawing/2014/chartex" xmlns:cx1="http://schemas.microsoft.com/office/drawing/2015/9/8/chartex" xmlns:cx2="http://schemas.microsoft.com/office/drawing/2015/10/21/chartex" xmlns:cx3="http://schemas.microsoft.com/office/drawing/2016/5/9/chartex" xmlns:cx4="http://schemas.microsoft.com/office/drawing/2016/5/10/chartex" xmlns:cx5="http://schemas.microsoft.com/office/drawing/2016/5/11/chartex" xmlns:cx6="http://schemas.microsoft.com/office/drawing/2016/5/12/chartex" xmlns:cx7="http://schemas.microsoft.com/office/drawing/2016/5/13/chartex" xmlns:cx8="http://schemas.microsoft.com/office/drawing/2016/5/14/chartex" xmlns:mc="http://schemas.openxmlformats.org/markup-compatibility/2006" xmlns:aink="http://schemas.microsoft.com/office/drawing/2016/ink" xmlns:am3d="http://schemas.microsoft.com/office/drawing/2017/model3d" xmlns:o="urn:schemas-microsoft-com:office:office" xmlns:oel="http://schemas.microsoft.com/office/2019/extlst" xmlns:r="http://schemas.openxmlformats.org/officeDocument/2006/relationships" xmlns:m="http://schemas.openxmlformats.org/officeDocument/2006/math" xmlns:v="urn:schemas-microsoft-com:vml" xmlns:wp14="http://schemas.microsoft.com/office/word/2010/wordprocessingDrawing" xmlns:wp="http://schemas.openxmlformats.org/drawingml/2006/wordprocessingDrawing" xmlns:w10="urn:schemas-microsoft-com:office:word" xmlns:w="http://schemas.openxmlformats.org/wordprocessingml/2006/main" xmlns:w14="http://schemas.microsoft.com/office/word/2010/wordml" xmlns:w15="http://schemas.microsoft.com/office/word/2012/wordml" xmlns:w16cex="http://schemas.microsoft.com/office/word/2018/wordml/cex" xmlns:w16cid="http://schemas.microsoft.com/office/word/2016/wordml/cid" xmlns:w16="http://schemas.microsoft.com/office/word/2018/wordml" xmlns:w16sdtdh="http://schemas.microsoft.com/office/word/2020/wordml/sdtdatahash" xmlns:w16se="http://schemas.microsoft.com/office/word/2015/wordml/symex" xmlns:wpg="http://schemas.microsoft.com/office/word/2010/wordprocessingGroup" xmlns:wpi="http://schemas.microsoft.com/office/word/2010/wordprocessingInk" xmlns:wne="http://schemas.microsoft.com/office/word/2006/wordml" xmlns:wps="http://schemas.microsoft.com/office/word/2010/wordprocessingShape" mc:Ignorable="w14 w15 w16se w16cid w16 w16cex w16sdtdh wp14">
   <w:body>
     <w:p>
       <w:pPr>
@@ -358,7 +358,7 @@
           <w:noProof/>
         </w:rPr>
         <w:drawing>
-          <wp:inline distT="0" distB="0" distL="0" distR="0" wp14:anchorId="430A9073" wp14:editId="28C37A05">
+          <wp:inline distT="0" distB="0" distL="0" distR="0" wp14:anchorId="430A9073" wp14:editId="09FBAC40">
             <wp:extent cx="6120000" cy="1972156"/>
             <wp:effectExtent l="0" t="0" r="0" b="9525"/>
             <wp:docPr id="1905904517" name="그림 1"/>
@@ -587,7 +587,7 @@
           <w:noProof/>
         </w:rPr>
         <w:drawing>
-          <wp:inline distT="0" distB="0" distL="0" distR="0" wp14:anchorId="2578BA30" wp14:editId="24FA134F">
+          <wp:inline distT="0" distB="0" distL="0" distR="0" wp14:anchorId="2578BA30" wp14:editId="30C17D96">
             <wp:extent cx="6120000" cy="1974420"/>
             <wp:effectExtent l="0" t="0" r="0" b="6985"/>
             <wp:docPr id="496090259" name="그림 1"/>
@@ -1777,9 +1777,6 @@
     <w:p>
       <w:pPr>
         <w:pStyle w:val="RESPLETTER"/>
-        <w:rPr>
-          <w:rFonts w:hint="eastAsia"/>
-        </w:rPr>
       </w:pPr>
     </w:p>
     <w:p>
@@ -1990,9 +1987,6 @@
     <w:p>
       <w:pPr>
         <w:pStyle w:val="RESPLETTER"/>
-        <w:rPr>
-          <w:rFonts w:hint="eastAsia"/>
-        </w:rPr>
       </w:pPr>
     </w:p>
     <w:sectPr>
@@ -2007,7 +2001,7 @@
 </file>
 
 <file path=word/endnotes.xml><?xml version="1.0" encoding="utf-8"?>
-<w:endnotes xmlns:wpc="http://schemas.microsoft.com/office/word/2010/wordprocessingCanvas" xmlns:cx="http://schemas.microsoft.com/office/drawing/2014/chartex" xmlns:cx1="http://schemas.microsoft.com/office/drawing/2015/9/8/chartex" xmlns:cx2="http://schemas.microsoft.com/office/drawing/2015/10/21/chartex" xmlns:cx3="http://schemas.microsoft.com/office/drawing/2016/5/9/chartex" xmlns:cx4="http://schemas.microsoft.com/office/drawing/2016/5/10/chartex" xmlns:cx5="http://schemas.microsoft.com/office/drawing/2016/5/11/chartex" xmlns:cx6="http://schemas.microsoft.com/office/drawing/2016/5/12/chartex" xmlns:cx7="http://schemas.microsoft.com/office/drawing/2016/5/13/chartex" xmlns:cx8="http://schemas.microsoft.com/office/drawing/2016/5/14/chartex" xmlns:mc="http://schemas.openxmlformats.org/markup-compatibility/2006" xmlns:aink="http://schemas.microsoft.com/office/drawing/2016/ink" xmlns:am3d="http://schemas.microsoft.com/office/drawing/2017/model3d" xmlns:o="urn:schemas-microsoft-com:office:office" xmlns:r="http://schemas.openxmlformats.org/officeDocument/2006/relationships" xmlns:m="http://schemas.openxmlformats.org/officeDocument/2006/math" xmlns:v="urn:schemas-microsoft-com:vml" xmlns:wp14="http://schemas.microsoft.com/office/word/2010/wordprocessingDrawing" xmlns:wp="http://schemas.openxmlformats.org/drawingml/2006/wordprocessingDrawing" xmlns:w10="urn:schemas-microsoft-com:office:word" xmlns:w="http://schemas.openxmlformats.org/wordprocessingml/2006/main" xmlns:w14="http://schemas.microsoft.com/office/word/2010/wordml" xmlns:w15="http://schemas.microsoft.com/office/word/2012/wordml" xmlns:w16cex="http://schemas.microsoft.com/office/word/2018/wordml/cex" xmlns:w16cid="http://schemas.microsoft.com/office/word/2016/wordml/cid" xmlns:w16="http://schemas.microsoft.com/office/word/2018/wordml" xmlns:w16sdtdh="http://schemas.microsoft.com/office/word/2020/wordml/sdtdatahash" xmlns:w16se="http://schemas.microsoft.com/office/word/2015/wordml/symex" xmlns:wpg="http://schemas.microsoft.com/office/word/2010/wordprocessingGroup" xmlns:wpi="http://schemas.microsoft.com/office/word/2010/wordprocessingInk" xmlns:wne="http://schemas.microsoft.com/office/word/2006/wordml" xmlns:wps="http://schemas.microsoft.com/office/word/2010/wordprocessingShape" mc:Ignorable="w14 w15 w16se w16cid w16 w16cex w16sdtdh wp14">
+<w:endnotes xmlns:wpc="http://schemas.microsoft.com/office/word/2010/wordprocessingCanvas" xmlns:cx="http://schemas.microsoft.com/office/drawing/2014/chartex" xmlns:cx1="http://schemas.microsoft.com/office/drawing/2015/9/8/chartex" xmlns:cx2="http://schemas.microsoft.com/office/drawing/2015/10/21/chartex" xmlns:cx3="http://schemas.microsoft.com/office/drawing/2016/5/9/chartex" xmlns:cx4="http://schemas.microsoft.com/office/drawing/2016/5/10/chartex" xmlns:cx5="http://schemas.microsoft.com/office/drawing/2016/5/11/chartex" xmlns:cx6="http://schemas.microsoft.com/office/drawing/2016/5/12/chartex" xmlns:cx7="http://schemas.microsoft.com/office/drawing/2016/5/13/chartex" xmlns:cx8="http://schemas.microsoft.com/office/drawing/2016/5/14/chartex" xmlns:mc="http://schemas.openxmlformats.org/markup-compatibility/2006" xmlns:aink="http://schemas.microsoft.com/office/drawing/2016/ink" xmlns:am3d="http://schemas.microsoft.com/office/drawing/2017/model3d" xmlns:o="urn:schemas-microsoft-com:office:office" xmlns:oel="http://schemas.microsoft.com/office/2019/extlst" xmlns:r="http://schemas.openxmlformats.org/officeDocument/2006/relationships" xmlns:m="http://schemas.openxmlformats.org/officeDocument/2006/math" xmlns:v="urn:schemas-microsoft-com:vml" xmlns:wp14="http://schemas.microsoft.com/office/word/2010/wordprocessingDrawing" xmlns:wp="http://schemas.openxmlformats.org/drawingml/2006/wordprocessingDrawing" xmlns:w10="urn:schemas-microsoft-com:office:word" xmlns:w="http://schemas.openxmlformats.org/wordprocessingml/2006/main" xmlns:w14="http://schemas.microsoft.com/office/word/2010/wordml" xmlns:w15="http://schemas.microsoft.com/office/word/2012/wordml" xmlns:w16cex="http://schemas.microsoft.com/office/word/2018/wordml/cex" xmlns:w16cid="http://schemas.microsoft.com/office/word/2016/wordml/cid" xmlns:w16="http://schemas.microsoft.com/office/word/2018/wordml" xmlns:w16sdtdh="http://schemas.microsoft.com/office/word/2020/wordml/sdtdatahash" xmlns:w16se="http://schemas.microsoft.com/office/word/2015/wordml/symex" xmlns:wpg="http://schemas.microsoft.com/office/word/2010/wordprocessingGroup" xmlns:wpi="http://schemas.microsoft.com/office/word/2010/wordprocessingInk" xmlns:wne="http://schemas.microsoft.com/office/word/2006/wordml" xmlns:wps="http://schemas.microsoft.com/office/word/2010/wordprocessingShape" mc:Ignorable="w14 w15 w16se w16cid w16 w16cex w16sdtdh wp14">
   <w:endnote w:type="separator" w:id="-1">
     <w:p>
       <w:pPr>
@@ -2032,7 +2026,7 @@
 </file>
 
 <file path=word/footer1.xml><?xml version="1.0" encoding="utf-8"?>
-<w:ftr xmlns:wpc="http://schemas.microsoft.com/office/word/2010/wordprocessingCanvas" xmlns:cx="http://schemas.microsoft.com/office/drawing/2014/chartex" xmlns:cx1="http://schemas.microsoft.com/office/drawing/2015/9/8/chartex" xmlns:cx2="http://schemas.microsoft.com/office/drawing/2015/10/21/chartex" xmlns:cx3="http://schemas.microsoft.com/office/drawing/2016/5/9/chartex" xmlns:cx4="http://schemas.microsoft.com/office/drawing/2016/5/10/chartex" xmlns:cx5="http://schemas.microsoft.com/office/drawing/2016/5/11/chartex" xmlns:cx6="http://schemas.microsoft.com/office/drawing/2016/5/12/chartex" xmlns:cx7="http://schemas.microsoft.com/office/drawing/2016/5/13/chartex" xmlns:cx8="http://schemas.microsoft.com/office/drawing/2016/5/14/chartex" xmlns:mc="http://schemas.openxmlformats.org/markup-compatibility/2006" xmlns:aink="http://schemas.microsoft.com/office/drawing/2016/ink" xmlns:am3d="http://schemas.microsoft.com/office/drawing/2017/model3d" xmlns:o="urn:schemas-microsoft-com:office:office" xmlns:r="http://schemas.openxmlformats.org/officeDocument/2006/relationships" xmlns:m="http://schemas.openxmlformats.org/officeDocument/2006/math" xmlns:v="urn:schemas-microsoft-com:vml" xmlns:wp14="http://schemas.microsoft.com/office/word/2010/wordprocessingDrawing" xmlns:wp="http://schemas.openxmlformats.org/drawingml/2006/wordprocessingDrawing" xmlns:w10="urn:schemas-microsoft-com:office:word" xmlns:w="http://schemas.openxmlformats.org/wordprocessingml/2006/main" xmlns:w14="http://schemas.microsoft.com/office/word/2010/wordml" xmlns:w15="http://schemas.microsoft.com/office/word/2012/wordml" xmlns:w16cex="http://schemas.microsoft.com/office/word/2018/wordml/cex" xmlns:w16cid="http://schemas.microsoft.com/office/word/2016/wordml/cid" xmlns:w16="http://schemas.microsoft.com/office/word/2018/wordml" xmlns:w16sdtdh="http://schemas.microsoft.com/office/word/2020/wordml/sdtdatahash" xmlns:w16se="http://schemas.microsoft.com/office/word/2015/wordml/symex" xmlns:wpg="http://schemas.microsoft.com/office/word/2010/wordprocessingGroup" xmlns:wpi="http://schemas.microsoft.com/office/word/2010/wordprocessingInk" xmlns:wne="http://schemas.microsoft.com/office/word/2006/wordml" xmlns:wps="http://schemas.microsoft.com/office/word/2010/wordprocessingShape" mc:Ignorable="w14 w15 w16se w16cid w16 w16cex w16sdtdh wp14">
+<w:ftr xmlns:wpc="http://schemas.microsoft.com/office/word/2010/wordprocessingCanvas" xmlns:cx="http://schemas.microsoft.com/office/drawing/2014/chartex" xmlns:cx1="http://schemas.microsoft.com/office/drawing/2015/9/8/chartex" xmlns:cx2="http://schemas.microsoft.com/office/drawing/2015/10/21/chartex" xmlns:cx3="http://schemas.microsoft.com/office/drawing/2016/5/9/chartex" xmlns:cx4="http://schemas.microsoft.com/office/drawing/2016/5/10/chartex" xmlns:cx5="http://schemas.microsoft.com/office/drawing/2016/5/11/chartex" xmlns:cx6="http://schemas.microsoft.com/office/drawing/2016/5/12/chartex" xmlns:cx7="http://schemas.microsoft.com/office/drawing/2016/5/13/chartex" xmlns:cx8="http://schemas.microsoft.com/office/drawing/2016/5/14/chartex" xmlns:mc="http://schemas.openxmlformats.org/markup-compatibility/2006" xmlns:aink="http://schemas.microsoft.com/office/drawing/2016/ink" xmlns:am3d="http://schemas.microsoft.com/office/drawing/2017/model3d" xmlns:o="urn:schemas-microsoft-com:office:office" xmlns:oel="http://schemas.microsoft.com/office/2019/extlst" xmlns:r="http://schemas.openxmlformats.org/officeDocument/2006/relationships" xmlns:m="http://schemas.openxmlformats.org/officeDocument/2006/math" xmlns:v="urn:schemas-microsoft-com:vml" xmlns:wp14="http://schemas.microsoft.com/office/word/2010/wordprocessingDrawing" xmlns:wp="http://schemas.openxmlformats.org/drawingml/2006/wordprocessingDrawing" xmlns:w10="urn:schemas-microsoft-com:office:word" xmlns:w="http://schemas.openxmlformats.org/wordprocessingml/2006/main" xmlns:w14="http://schemas.microsoft.com/office/word/2010/wordml" xmlns:w15="http://schemas.microsoft.com/office/word/2012/wordml" xmlns:w16cex="http://schemas.microsoft.com/office/word/2018/wordml/cex" xmlns:w16cid="http://schemas.microsoft.com/office/word/2016/wordml/cid" xmlns:w16="http://schemas.microsoft.com/office/word/2018/wordml" xmlns:w16sdtdh="http://schemas.microsoft.com/office/word/2020/wordml/sdtdatahash" xmlns:w16se="http://schemas.microsoft.com/office/word/2015/wordml/symex" xmlns:wpg="http://schemas.microsoft.com/office/word/2010/wordprocessingGroup" xmlns:wpi="http://schemas.microsoft.com/office/word/2010/wordprocessingInk" xmlns:wne="http://schemas.microsoft.com/office/word/2006/wordml" xmlns:wps="http://schemas.microsoft.com/office/word/2010/wordprocessingShape" mc:Ignorable="w14 w15 w16se w16cid w16 w16cex w16sdtdh wp14">
   <w:sdt>
     <w:sdtPr>
       <w:id w:val="1843201405"/>
@@ -2041,7 +2035,6 @@
         <w:docPartUnique/>
       </w:docPartObj>
     </w:sdtPr>
-    <w:sdtEndPr/>
     <w:sdtContent>
       <w:p>
         <w:pPr>
@@ -2078,7 +2071,7 @@
 </file>
 
 <file path=word/footnotes.xml><?xml version="1.0" encoding="utf-8"?>
-<w:footnotes xmlns:wpc="http://schemas.microsoft.com/office/word/2010/wordprocessingCanvas" xmlns:cx="http://schemas.microsoft.com/office/drawing/2014/chartex" xmlns:cx1="http://schemas.microsoft.com/office/drawing/2015/9/8/chartex" xmlns:cx2="http://schemas.microsoft.com/office/drawing/2015/10/21/chartex" xmlns:cx3="http://schemas.microsoft.com/office/drawing/2016/5/9/chartex" xmlns:cx4="http://schemas.microsoft.com/office/drawing/2016/5/10/chartex" xmlns:cx5="http://schemas.microsoft.com/office/drawing/2016/5/11/chartex" xmlns:cx6="http://schemas.microsoft.com/office/drawing/2016/5/12/chartex" xmlns:cx7="http://schemas.microsoft.com/office/drawing/2016/5/13/chartex" xmlns:cx8="http://schemas.microsoft.com/office/drawing/2016/5/14/chartex" xmlns:mc="http://schemas.openxmlformats.org/markup-compatibility/2006" xmlns:aink="http://schemas.microsoft.com/office/drawing/2016/ink" xmlns:am3d="http://schemas.microsoft.com/office/drawing/2017/model3d" xmlns:o="urn:schemas-microsoft-com:office:office" xmlns:r="http://schemas.openxmlformats.org/officeDocument/2006/relationships" xmlns:m="http://schemas.openxmlformats.org/officeDocument/2006/math" xmlns:v="urn:schemas-microsoft-com:vml" xmlns:wp14="http://schemas.microsoft.com/office/word/2010/wordprocessingDrawing" xmlns:wp="http://schemas.openxmlformats.org/drawingml/2006/wordprocessingDrawing" xmlns:w10="urn:schemas-microsoft-com:office:word" xmlns:w="http://schemas.openxmlformats.org/wordprocessingml/2006/main" xmlns:w14="http://schemas.microsoft.com/office/word/2010/wordml" xmlns:w15="http://schemas.microsoft.com/office/word/2012/wordml" xmlns:w16cex="http://schemas.microsoft.com/office/word/2018/wordml/cex" xmlns:w16cid="http://schemas.microsoft.com/office/word/2016/wordml/cid" xmlns:w16="http://schemas.microsoft.com/office/word/2018/wordml" xmlns:w16sdtdh="http://schemas.microsoft.com/office/word/2020/wordml/sdtdatahash" xmlns:w16se="http://schemas.microsoft.com/office/word/2015/wordml/symex" xmlns:wpg="http://schemas.microsoft.com/office/word/2010/wordprocessingGroup" xmlns:wpi="http://schemas.microsoft.com/office/word/2010/wordprocessingInk" xmlns:wne="http://schemas.microsoft.com/office/word/2006/wordml" xmlns:wps="http://schemas.microsoft.com/office/word/2010/wordprocessingShape" mc:Ignorable="w14 w15 w16se w16cid w16 w16cex w16sdtdh wp14">
+<w:footnotes xmlns:wpc="http://schemas.microsoft.com/office/word/2010/wordprocessingCanvas" xmlns:cx="http://schemas.microsoft.com/office/drawing/2014/chartex" xmlns:cx1="http://schemas.microsoft.com/office/drawing/2015/9/8/chartex" xmlns:cx2="http://schemas.microsoft.com/office/drawing/2015/10/21/chartex" xmlns:cx3="http://schemas.microsoft.com/office/drawing/2016/5/9/chartex" xmlns:cx4="http://schemas.microsoft.com/office/drawing/2016/5/10/chartex" xmlns:cx5="http://schemas.microsoft.com/office/drawing/2016/5/11/chartex" xmlns:cx6="http://schemas.microsoft.com/office/drawing/2016/5/12/chartex" xmlns:cx7="http://schemas.microsoft.com/office/drawing/2016/5/13/chartex" xmlns:cx8="http://schemas.microsoft.com/office/drawing/2016/5/14/chartex" xmlns:mc="http://schemas.openxmlformats.org/markup-compatibility/2006" xmlns:aink="http://schemas.microsoft.com/office/drawing/2016/ink" xmlns:am3d="http://schemas.microsoft.com/office/drawing/2017/model3d" xmlns:o="urn:schemas-microsoft-com:office:office" xmlns:oel="http://schemas.microsoft.com/office/2019/extlst" xmlns:r="http://schemas.openxmlformats.org/officeDocument/2006/relationships" xmlns:m="http://schemas.openxmlformats.org/officeDocument/2006/math" xmlns:v="urn:schemas-microsoft-com:vml" xmlns:wp14="http://schemas.microsoft.com/office/word/2010/wordprocessingDrawing" xmlns:wp="http://schemas.openxmlformats.org/drawingml/2006/wordprocessingDrawing" xmlns:w10="urn:schemas-microsoft-com:office:word" xmlns:w="http://schemas.openxmlformats.org/wordprocessingml/2006/main" xmlns:w14="http://schemas.microsoft.com/office/word/2010/wordml" xmlns:w15="http://schemas.microsoft.com/office/word/2012/wordml" xmlns:w16cex="http://schemas.microsoft.com/office/word/2018/wordml/cex" xmlns:w16cid="http://schemas.microsoft.com/office/word/2016/wordml/cid" xmlns:w16="http://schemas.microsoft.com/office/word/2018/wordml" xmlns:w16sdtdh="http://schemas.microsoft.com/office/word/2020/wordml/sdtdatahash" xmlns:w16se="http://schemas.microsoft.com/office/word/2015/wordml/symex" xmlns:wpg="http://schemas.microsoft.com/office/word/2010/wordprocessingGroup" xmlns:wpi="http://schemas.microsoft.com/office/word/2010/wordprocessingInk" xmlns:wne="http://schemas.microsoft.com/office/word/2006/wordml" xmlns:wps="http://schemas.microsoft.com/office/word/2010/wordprocessingShape" mc:Ignorable="w14 w15 w16se w16cid w16 w16cex w16sdtdh wp14">
   <w:footnote w:type="separator" w:id="-1">
     <w:p>
       <w:pPr>
@@ -2104,7 +2097,7 @@
       <w:pPr>
         <w:pStyle w:val="af4"/>
         <w:rPr>
-          <w:rFonts w:ascii="Times New Roman" w:hAnsi="Times New Roman" w:cs="Times New Roman"/>
+          <w:rFonts w:ascii="Times New Roman" w:hAnsi="Times New Roman" w:cs="Times New Roman" w:hint="eastAsia"/>
           <w:sz w:val="20"/>
           <w:szCs w:val="20"/>
         </w:rPr>
@@ -2126,24 +2119,21 @@
         </w:rPr>
         <w:t xml:space="preserve"> </w:t>
       </w:r>
-      <w:hyperlink r:id="rId1" w:history="1">
-        <w:r>
-          <w:rPr>
-            <w:rStyle w:val="ac"/>
-            <w:rFonts w:ascii="Times New Roman" w:hAnsi="Times New Roman" w:cs="Times New Roman"/>
-            <w:sz w:val="20"/>
-            <w:szCs w:val="20"/>
-          </w:rPr>
-          <w:t>https://github.com/Warthog8602/Proposing-the-Humanities-AI-literacy-framework</w:t>
-        </w:r>
-      </w:hyperlink>
+      <w:r>
+        <w:rPr>
+          <w:rFonts w:ascii="Times New Roman" w:hAnsi="Times New Roman" w:cs="Times New Roman"/>
+          <w:sz w:val="20"/>
+          <w:szCs w:val="20"/>
+        </w:rPr>
+        <w:t>https://github.com/Warthog8602/A-humanities-AI-literacy-framework</w:t>
+      </w:r>
     </w:p>
   </w:footnote>
 </w:footnotes>
 </file>
 
 <file path=word/numbering.xml><?xml version="1.0" encoding="utf-8"?>
-<w:numbering xmlns:wpc="http://schemas.microsoft.com/office/word/2010/wordprocessingCanvas" xmlns:cx="http://schemas.microsoft.com/office/drawing/2014/chartex" xmlns:cx1="http://schemas.microsoft.com/office/drawing/2015/9/8/chartex" xmlns:cx2="http://schemas.microsoft.com/office/drawing/2015/10/21/chartex" xmlns:cx3="http://schemas.microsoft.com/office/drawing/2016/5/9/chartex" xmlns:cx4="http://schemas.microsoft.com/office/drawing/2016/5/10/chartex" xmlns:cx5="http://schemas.microsoft.com/office/drawing/2016/5/11/chartex" xmlns:cx6="http://schemas.microsoft.com/office/drawing/2016/5/12/chartex" xmlns:cx7="http://schemas.microsoft.com/office/drawing/2016/5/13/chartex" xmlns:cx8="http://schemas.microsoft.com/office/drawing/2016/5/14/chartex" xmlns:mc="http://schemas.openxmlformats.org/markup-compatibility/2006" xmlns:aink="http://schemas.microsoft.com/office/drawing/2016/ink" xmlns:am3d="http://schemas.microsoft.com/office/drawing/2017/model3d" xmlns:o="urn:schemas-microsoft-com:office:office" xmlns:r="http://schemas.openxmlformats.org/officeDocument/2006/relationships" xmlns:m="http://schemas.openxmlformats.org/officeDocument/2006/math" xmlns:v="urn:schemas-microsoft-com:vml" xmlns:wp14="http://schemas.microsoft.com/office/word/2010/wordprocessingDrawing" xmlns:wp="http://schemas.openxmlformats.org/drawingml/2006/wordprocessingDrawing" xmlns:w10="urn:schemas-microsoft-com:office:word" xmlns:w="http://schemas.openxmlformats.org/wordprocessingml/2006/main" xmlns:w14="http://schemas.microsoft.com/office/word/2010/wordml" xmlns:w15="http://schemas.microsoft.com/office/word/2012/wordml" xmlns:w16cex="http://schemas.microsoft.com/office/word/2018/wordml/cex" xmlns:w16cid="http://schemas.microsoft.com/office/word/2016/wordml/cid" xmlns:w16="http://schemas.microsoft.com/office/word/2018/wordml" xmlns:w16sdtdh="http://schemas.microsoft.com/office/word/2020/wordml/sdtdatahash" xmlns:w16se="http://schemas.microsoft.com/office/word/2015/wordml/symex" xmlns:wpg="http://schemas.microsoft.com/office/word/2010/wordprocessingGroup" xmlns:wpi="http://schemas.microsoft.com/office/word/2010/wordprocessingInk" xmlns:wne="http://schemas.microsoft.com/office/word/2006/wordml" xmlns:wps="http://schemas.microsoft.com/office/word/2010/wordprocessingShape" mc:Ignorable="w14 w15 w16se w16cid w16 w16cex w16sdtdh wp14">
+<w:numbering xmlns:wpc="http://schemas.microsoft.com/office/word/2010/wordprocessingCanvas" xmlns:cx="http://schemas.microsoft.com/office/drawing/2014/chartex" xmlns:cx1="http://schemas.microsoft.com/office/drawing/2015/9/8/chartex" xmlns:cx2="http://schemas.microsoft.com/office/drawing/2015/10/21/chartex" xmlns:cx3="http://schemas.microsoft.com/office/drawing/2016/5/9/chartex" xmlns:cx4="http://schemas.microsoft.com/office/drawing/2016/5/10/chartex" xmlns:cx5="http://schemas.microsoft.com/office/drawing/2016/5/11/chartex" xmlns:cx6="http://schemas.microsoft.com/office/drawing/2016/5/12/chartex" xmlns:cx7="http://schemas.microsoft.com/office/drawing/2016/5/13/chartex" xmlns:cx8="http://schemas.microsoft.com/office/drawing/2016/5/14/chartex" xmlns:mc="http://schemas.openxmlformats.org/markup-compatibility/2006" xmlns:aink="http://schemas.microsoft.com/office/drawing/2016/ink" xmlns:am3d="http://schemas.microsoft.com/office/drawing/2017/model3d" xmlns:o="urn:schemas-microsoft-com:office:office" xmlns:oel="http://schemas.microsoft.com/office/2019/extlst" xmlns:r="http://schemas.openxmlformats.org/officeDocument/2006/relationships" xmlns:m="http://schemas.openxmlformats.org/officeDocument/2006/math" xmlns:v="urn:schemas-microsoft-com:vml" xmlns:wp14="http://schemas.microsoft.com/office/word/2010/wordprocessingDrawing" xmlns:wp="http://schemas.openxmlformats.org/drawingml/2006/wordprocessingDrawing" xmlns:w10="urn:schemas-microsoft-com:office:word" xmlns:w="http://schemas.openxmlformats.org/wordprocessingml/2006/main" xmlns:w14="http://schemas.microsoft.com/office/word/2010/wordml" xmlns:w15="http://schemas.microsoft.com/office/word/2012/wordml" xmlns:w16cex="http://schemas.microsoft.com/office/word/2018/wordml/cex" xmlns:w16cid="http://schemas.microsoft.com/office/word/2016/wordml/cid" xmlns:w16="http://schemas.microsoft.com/office/word/2018/wordml" xmlns:w16sdtdh="http://schemas.microsoft.com/office/word/2020/wordml/sdtdatahash" xmlns:w16se="http://schemas.microsoft.com/office/word/2015/wordml/symex" xmlns:wpg="http://schemas.microsoft.com/office/word/2010/wordprocessingGroup" xmlns:wpi="http://schemas.microsoft.com/office/word/2010/wordprocessingInk" xmlns:wne="http://schemas.microsoft.com/office/word/2006/wordml" xmlns:wps="http://schemas.microsoft.com/office/word/2010/wordprocessingShape" mc:Ignorable="w14 w15 w16se w16cid w16 w16cex w16sdtdh wp14">
   <w:abstractNum w:abstractNumId="0" w15:restartNumberingAfterBreak="0">
     <w:nsid w:val="17652448"/>
     <w:multiLevelType w:val="multilevel"/>
@@ -3104,28 +3094,28 @@
       </w:rPr>
     </w:lvl>
   </w:abstractNum>
-  <w:num w:numId="1">
+  <w:num w:numId="1" w16cid:durableId="700864097">
     <w:abstractNumId w:val="1"/>
   </w:num>
-  <w:num w:numId="2">
+  <w:num w:numId="2" w16cid:durableId="611013257">
     <w:abstractNumId w:val="2"/>
   </w:num>
-  <w:num w:numId="3">
+  <w:num w:numId="3" w16cid:durableId="677269068">
     <w:abstractNumId w:val="6"/>
   </w:num>
-  <w:num w:numId="4">
+  <w:num w:numId="4" w16cid:durableId="1050685592">
     <w:abstractNumId w:val="0"/>
   </w:num>
-  <w:num w:numId="5">
+  <w:num w:numId="5" w16cid:durableId="71051432">
     <w:abstractNumId w:val="5"/>
   </w:num>
-  <w:num w:numId="6">
+  <w:num w:numId="6" w16cid:durableId="105396843">
     <w:abstractNumId w:val="4"/>
   </w:num>
-  <w:num w:numId="7">
+  <w:num w:numId="7" w16cid:durableId="609093697">
     <w:abstractNumId w:val="3"/>
   </w:num>
-  <w:num w:numId="8">
+  <w:num w:numId="8" w16cid:durableId="192236257">
     <w:abstractNumId w:val="3"/>
     <w:lvlOverride w:ilvl="0">
       <w:startOverride w:val="1"/>
